--- a/Docs/Storyboard_v5_notes.docx
+++ b/Docs/Storyboard_v5_notes.docx
@@ -71,24 +71,6 @@
         <w:rPr>
           <w:b/>
         </w:rPr>
-        <w:t xml:space="preserve">Biomass-normalized potential. </w:t>
-      </w:r>
-      <w:r>
-        <w:t xml:space="preserve">The plan uses it as the main potential for Q2, but it is unreliable here (see section 2). The storyboard shows both versions. Do you want to make the per-carbon version the main one? That would be a change to the locked plan and would go in the deviation log.</w:t>
-      </w:r>
-    </w:p>
-    <w:p>
-      <w:pPr>
-        <w:pStyle w:val="ListBullet"/>
-        <w:numPr>
-          <w:ilvl w:val="0"/>
-          <w:numId w:val="1"/>
-        </w:numPr>
-      </w:pPr>
-      <w:r>
-        <w:rPr>
-          <w:b/>
-        </w:rPr>
         <w:t xml:space="preserve">Titles. </w:t>
       </w:r>
       <w:r>
@@ -118,7 +100,7 @@
         <w:pStyle w:val="Heading2"/>
       </w:pPr>
       <w:r>
-        <w:t xml:space="preserve">2. Why the biomass-divided results are not used in the main story</w:t>
+        <w:t xml:space="preserve">2. Why the biomass-divided results are not the main version</w:t>
       </w:r>
     </w:p>
     <w:p>
@@ -133,7 +115,7 @@
     </w:p>
     <w:p>
       <w:r>
-        <w:t xml:space="preserve">We reran those analyses without them. The Q1 simple-score difference became 0.25 (p = 0.33), and the H2b match count 12 of 19 (p = 0.36). But the next-lowest sample, SM1420 (December 2023, MBC 7.78), then took over the Q1 scores in the same way. Removing samples one at a time does not fix the problem, because dividing by biomass always magnifies the samples with the least biomass.</w:t>
+        <w:t xml:space="preserve">We reran those analyses without them. The Q1 simple-score difference became 0.25 (p = 0.33), and the H2b match count 12 of 19 (p = 0.36). But the next-lowest sample, SM1420 (December 2023, MBC 7.78), then took over the Q1 scores in the same way. Removing samples one at a time does not fix the problem, because dividing by biomass always magnifies the samples with the least biomass. For this reason, and with VGC's approval (deviation D11), Q2 now uses readiness per unit carbon as its main version, with the biomass-divided version as a check. Q1 already used per-carbon values for its main tests.</w:t>
       </w:r>
     </w:p>
     <w:p>
@@ -572,34 +554,31 @@
         </w:numPr>
       </w:pPr>
       <w:r>
-        <w:t xml:space="preserve">H2b with high-confidence genes only: 13 of 17 matched (p = 0.049). This is the only version at p </w:t>
-      </w:r>
-      <w:r>
-        <w:t xml:space="preserve">&lt; 0.05, and it is the one that drops the most genes.</w:t>
-      </w:r>
-    </w:p>
-    <w:p>
-      <w:pPr>
-        <w:pStyle w:val="ListBullet"/>
-        <w:numPr>
-          <w:ilvl w:val="0"/>
-          <w:numId w:val="1"/>
-        </w:numPr>
-      </w:pPr>
-      <w:r>
-        <w:t xml:space="preserve">H2c group difference across versions: main 0.38 (p = 0.077); per unit carbon 0.31 (p = 0.093); high-confidence genes 0.36 (p = 0.13); without the two low-biomass samples 0.19 (p = 0.43).</w:t>
-      </w:r>
-    </w:p>
-    <w:p>
-      <w:pPr>
-        <w:pStyle w:val="ListBullet"/>
-        <w:numPr>
-          <w:ilvl w:val="0"/>
-          <w:numId w:val="1"/>
-        </w:numPr>
-      </w:pPr>
-      <w:r>
-        <w:t xml:space="preserve">Sample-by-sample lag models: most fits explained very little (marginal R² mostly below 0.1), and in 21 of 52 fits the model found no difference between dates.</w:t>
+        <w:t xml:space="preserve">H2b across versions: main (per unit carbon) 11 of 19 (p = 0.65); biomass version 13 of 19 (p = 0.17); biomass version without the two low-biomass samples 12 of 19 (p = 0.36); most certain genes only 8 of 17 (p = 1).</w:t>
+      </w:r>
+    </w:p>
+    <w:p>
+      <w:pPr>
+        <w:pStyle w:val="ListBullet"/>
+        <w:numPr>
+          <w:ilvl w:val="0"/>
+          <w:numId w:val="1"/>
+        </w:numPr>
+      </w:pPr>
+      <w:r>
+        <w:t xml:space="preserve">H2c group difference across versions: main 0.31 (p = 0.09); biomass version 0.38 (p = 0.079); most certain genes only 0.23 (p = 0.17); biomass version without the two low-biomass samples 0.19 (p = 0.42).</w:t>
+      </w:r>
+    </w:p>
+    <w:p>
+      <w:pPr>
+        <w:pStyle w:val="ListBullet"/>
+        <w:numPr>
+          <w:ilvl w:val="0"/>
+          <w:numId w:val="1"/>
+        </w:numPr>
+      </w:pPr>
+      <w:r>
+        <w:t xml:space="preserve">Sample-by-sample lag models: most fits explained very little (marginal R² at most 0.11), and in 5 of 52 fits the model found no difference between dates.</w:t>
       </w:r>
     </w:p>
     <w:p>
